--- a/template.docx
+++ b/template.docx
@@ -932,7 +932,15 @@
                 <w:cs/>
                 <w14:ligatures w14:val="none"/>
               </w:rPr>
-              <w:t xml:space="preserve">ค่าเรียนพิเศษ คอร์สเปิดเทอม </w:t>
+              <w:t>ค่าเรียนพิเศษ คอร์ส</w:t>
+            </w:r>
+            <w:r>
+              <w:rPr>
+                <w:rFonts w:eastAsia="Times New Roman"/>
+                <w:kern w:val="0"/>
+                <w14:ligatures w14:val="none"/>
+              </w:rPr>
+              <w:t>{{G_ID}}</w:t>
             </w:r>
             <w:r>
               <w:rPr>
@@ -941,7 +949,7 @@
                 <w:lang w:val="en-US"/>
                 <w14:ligatures w14:val="none"/>
               </w:rPr>
-              <w:t xml:space="preserve">1/67  </w:t>
+              <w:t xml:space="preserve">  </w:t>
             </w:r>
           </w:p>
         </w:tc>
@@ -2551,7 +2559,15 @@
                 <w:cs/>
                 <w14:ligatures w14:val="none"/>
               </w:rPr>
-              <w:t xml:space="preserve">ค่าเรียนพิเศษ คอร์สเปิดเทอม </w:t>
+              <w:t>ค่าเรียนพิเศษ คอร์ส</w:t>
+            </w:r>
+            <w:r>
+              <w:rPr>
+                <w:rFonts w:eastAsia="Times New Roman"/>
+                <w:kern w:val="0"/>
+                <w14:ligatures w14:val="none"/>
+              </w:rPr>
+              <w:t>{{G_ID}}</w:t>
             </w:r>
             <w:r>
               <w:rPr>
@@ -2560,7 +2576,7 @@
                 <w:lang w:val="en-US"/>
                 <w14:ligatures w14:val="none"/>
               </w:rPr>
-              <w:t xml:space="preserve">1/67  </w:t>
+              <w:t xml:space="preserve">  </w:t>
             </w:r>
           </w:p>
         </w:tc>
